--- a/storage/app/templates/HDDNT.docx
+++ b/storage/app/templates/HDDNT.docx
@@ -1,6 +1,6 @@
 
 <file path=word/document.xml><?xml version="1.0" encoding="utf-8"?>
-<w:document xmlns:wpc="http://schemas.microsoft.com/office/word/2010/wordprocessingCanvas" xmlns:cx="http://schemas.microsoft.com/office/drawing/2014/chartex" xmlns:cx1="http://schemas.microsoft.com/office/drawing/2015/9/8/chartex" xmlns:cx2="http://schemas.microsoft.com/office/drawing/2015/10/21/chartex" xmlns:cx3="http://schemas.microsoft.com/office/drawing/2016/5/9/chartex" xmlns:cx4="http://schemas.microsoft.com/office/drawing/2016/5/10/chartex" xmlns:cx5="http://schemas.microsoft.com/office/drawing/2016/5/11/chartex" xmlns:cx6="http://schemas.microsoft.com/office/drawing/2016/5/12/chartex" xmlns:cx7="http://schemas.microsoft.com/office/drawing/2016/5/13/chartex" xmlns:cx8="http://schemas.microsoft.com/office/drawing/2016/5/14/chartex" xmlns:mc="http://schemas.openxmlformats.org/markup-compatibility/2006" xmlns:aink="http://schemas.microsoft.com/office/drawing/2016/ink" xmlns:am3d="http://schemas.microsoft.com/office/drawing/2017/model3d" xmlns:o="urn:schemas-microsoft-com:office:office" xmlns:oel="http://schemas.microsoft.com/office/2019/extlst" xmlns:r="http://schemas.openxmlformats.org/officeDocument/2006/relationships" xmlns:m="http://schemas.openxmlformats.org/officeDocument/2006/math" xmlns:v="urn:schemas-microsoft-com:vml" xmlns:wp14="http://schemas.microsoft.com/office/word/2010/wordprocessingDrawing" xmlns:wp="http://schemas.openxmlformats.org/drawingml/2006/wordprocessingDrawing" xmlns:w10="urn:schemas-microsoft-com:office:word" xmlns:w="http://schemas.openxmlformats.org/wordprocessingml/2006/main" xmlns:w14="http://schemas.microsoft.com/office/word/2010/wordml" xmlns:w15="http://schemas.microsoft.com/office/word/2012/wordml" xmlns:w16cex="http://schemas.microsoft.com/office/word/2018/wordml/cex" xmlns:w16cid="http://schemas.microsoft.com/office/word/2016/wordml/cid" xmlns:w16="http://schemas.microsoft.com/office/word/2018/wordml" xmlns:w16du="http://schemas.microsoft.com/office/word/2023/wordml/word16du" xmlns:w16sdtdh="http://schemas.microsoft.com/office/word/2020/wordml/sdtdatahash" xmlns:w16sdtfl="http://schemas.microsoft.com/office/word/2024/wordml/sdtformatlock" xmlns:w16se="http://schemas.microsoft.com/office/word/2015/wordml/symex" xmlns:wpg="http://schemas.microsoft.com/office/word/2010/wordprocessingGroup" xmlns:wpi="http://schemas.microsoft.com/office/word/2010/wordprocessingInk" xmlns:wne="http://schemas.microsoft.com/office/word/2006/wordml" xmlns:wps="http://schemas.microsoft.com/office/word/2010/wordprocessingShape" mc:Ignorable="w14 w15 w16se w16cid w16 w16cex w16sdtdh w16sdtfl w16du wp14">
+<w:document xmlns:wpc="http://schemas.microsoft.com/office/word/2010/wordprocessingCanvas" xmlns:cx="http://schemas.microsoft.com/office/drawing/2014/chartex" xmlns:mc="http://schemas.openxmlformats.org/markup-compatibility/2006" xmlns:o="urn:schemas-microsoft-com:office:office" xmlns:r="http://schemas.openxmlformats.org/officeDocument/2006/relationships" xmlns:m="http://schemas.openxmlformats.org/officeDocument/2006/math" xmlns:v="urn:schemas-microsoft-com:vml" xmlns:wp14="http://schemas.microsoft.com/office/word/2010/wordprocessingDrawing" xmlns:wp="http://schemas.openxmlformats.org/drawingml/2006/wordprocessingDrawing" xmlns:w10="urn:schemas-microsoft-com:office:word" xmlns:w="http://schemas.openxmlformats.org/wordprocessingml/2006/main" xmlns:w14="http://schemas.microsoft.com/office/word/2010/wordml" xmlns:w15="http://schemas.microsoft.com/office/word/2012/wordml" xmlns:w16se="http://schemas.microsoft.com/office/word/2015/wordml/symex" xmlns:wpg="http://schemas.microsoft.com/office/word/2010/wordprocessingGroup" xmlns:wpi="http://schemas.microsoft.com/office/word/2010/wordprocessingInk" xmlns:wne="http://schemas.microsoft.com/office/word/2006/wordml" xmlns:wps="http://schemas.microsoft.com/office/word/2010/wordprocessingShape" mc:Ignorable="w14 w15 w16se wp14">
   <w:body>
     <w:p>
       <w:pPr>
@@ -409,8 +409,20 @@
           <w:szCs w:val="24"/>
           <w:lang w:val="en-US"/>
         </w:rPr>
-        <w:t>${contract_number</w:t>
-      </w:r>
+        <w:t>${</w:t>
+      </w:r>
+      <w:proofErr w:type="spellStart"/>
+      <w:r>
+        <w:rPr>
+          <w:i/>
+          <w:spacing w:val="-5"/>
+          <w:sz w:val="24"/>
+          <w:szCs w:val="24"/>
+          <w:lang w:val="en-US"/>
+        </w:rPr>
+        <w:t>contract_number</w:t>
+      </w:r>
+      <w:proofErr w:type="spellEnd"/>
       <w:r>
         <w:rPr>
           <w:i/>
@@ -591,7 +603,25 @@
           <w:iCs/>
           <w:lang w:val="en-US"/>
         </w:rPr>
-        <w:t>{ngay}</w:t>
+        <w:t>{</w:t>
+      </w:r>
+      <w:proofErr w:type="spellStart"/>
+      <w:r>
+        <w:rPr>
+          <w:i/>
+          <w:iCs/>
+          <w:lang w:val="en-US"/>
+        </w:rPr>
+        <w:t>ngay</w:t>
+      </w:r>
+      <w:proofErr w:type="spellEnd"/>
+      <w:r>
+        <w:rPr>
+          <w:i/>
+          <w:iCs/>
+          <w:lang w:val="en-US"/>
+        </w:rPr>
+        <w:t>}</w:t>
       </w:r>
       <w:r>
         <w:rPr>
@@ -646,7 +676,25 @@
           <w:iCs/>
           <w:lang w:val="en-US"/>
         </w:rPr>
-        <w:t>${nam}</w:t>
+        <w:t>${</w:t>
+      </w:r>
+      <w:proofErr w:type="spellStart"/>
+      <w:r>
+        <w:rPr>
+          <w:i/>
+          <w:iCs/>
+          <w:lang w:val="en-US"/>
+        </w:rPr>
+        <w:t>nam</w:t>
+      </w:r>
+      <w:proofErr w:type="spellEnd"/>
+      <w:r>
+        <w:rPr>
+          <w:i/>
+          <w:iCs/>
+          <w:lang w:val="en-US"/>
+        </w:rPr>
+        <w:t>}</w:t>
       </w:r>
       <w:r>
         <w:rPr>
@@ -1376,7 +1424,25 @@
           <w:szCs w:val="24"/>
           <w:lang w:val="en-US"/>
         </w:rPr>
-        <w:t>${chuc_vu}</w:t>
+        <w:t>${</w:t>
+      </w:r>
+      <w:proofErr w:type="spellStart"/>
+      <w:r>
+        <w:rPr>
+          <w:sz w:val="24"/>
+          <w:szCs w:val="24"/>
+          <w:lang w:val="en-US"/>
+        </w:rPr>
+        <w:t>chuc_vu</w:t>
+      </w:r>
+      <w:proofErr w:type="spellEnd"/>
+      <w:r>
+        <w:rPr>
+          <w:sz w:val="24"/>
+          <w:szCs w:val="24"/>
+          <w:lang w:val="en-US"/>
+        </w:rPr>
+        <w:t>}</w:t>
       </w:r>
     </w:p>
     <w:p>
@@ -1611,6 +1677,7 @@
         </w:rPr>
         <w:t xml:space="preserve"> ${</w:t>
       </w:r>
+      <w:proofErr w:type="spellStart"/>
       <w:r>
         <w:rPr>
           <w:sz w:val="24"/>
@@ -1619,6 +1686,7 @@
         </w:rPr>
         <w:t>expired_date</w:t>
       </w:r>
+      <w:proofErr w:type="spellEnd"/>
       <w:r>
         <w:rPr>
           <w:sz w:val="24"/>
@@ -1642,6 +1710,7 @@
         </w:rPr>
         <w:t>(${</w:t>
       </w:r>
+      <w:proofErr w:type="spellStart"/>
       <w:r>
         <w:rPr>
           <w:sz w:val="24"/>
@@ -1650,6 +1719,7 @@
         </w:rPr>
         <w:t>expired_time</w:t>
       </w:r>
+      <w:proofErr w:type="spellEnd"/>
       <w:r>
         <w:rPr>
           <w:sz w:val="24"/>
@@ -1867,6 +1937,7 @@
                 <w:lang w:val="en-US"/>
               </w:rPr>
             </w:pPr>
+            <w:proofErr w:type="spellStart"/>
             <w:r>
               <w:rPr>
                 <w:b/>
@@ -1876,8 +1947,105 @@
                 <w:szCs w:val="24"/>
                 <w:lang w:val="en-US"/>
               </w:rPr>
-              <w:t>Loại thiết bị lắp đặt</w:t>
+              <w:t>Loại</w:t>
             </w:r>
+            <w:proofErr w:type="spellEnd"/>
+            <w:r>
+              <w:rPr>
+                <w:b/>
+                <w:bCs/>
+                <w:color w:val="000000"/>
+                <w:sz w:val="24"/>
+                <w:szCs w:val="24"/>
+                <w:lang w:val="en-US"/>
+              </w:rPr>
+              <w:t xml:space="preserve"> </w:t>
+            </w:r>
+            <w:proofErr w:type="spellStart"/>
+            <w:r>
+              <w:rPr>
+                <w:b/>
+                <w:bCs/>
+                <w:color w:val="000000"/>
+                <w:sz w:val="24"/>
+                <w:szCs w:val="24"/>
+                <w:lang w:val="en-US"/>
+              </w:rPr>
+              <w:t>thiết</w:t>
+            </w:r>
+            <w:proofErr w:type="spellEnd"/>
+            <w:r>
+              <w:rPr>
+                <w:b/>
+                <w:bCs/>
+                <w:color w:val="000000"/>
+                <w:sz w:val="24"/>
+                <w:szCs w:val="24"/>
+                <w:lang w:val="en-US"/>
+              </w:rPr>
+              <w:t xml:space="preserve"> </w:t>
+            </w:r>
+            <w:proofErr w:type="spellStart"/>
+            <w:r>
+              <w:rPr>
+                <w:b/>
+                <w:bCs/>
+                <w:color w:val="000000"/>
+                <w:sz w:val="24"/>
+                <w:szCs w:val="24"/>
+                <w:lang w:val="en-US"/>
+              </w:rPr>
+              <w:t>bị</w:t>
+            </w:r>
+            <w:proofErr w:type="spellEnd"/>
+            <w:r>
+              <w:rPr>
+                <w:b/>
+                <w:bCs/>
+                <w:color w:val="000000"/>
+                <w:sz w:val="24"/>
+                <w:szCs w:val="24"/>
+                <w:lang w:val="en-US"/>
+              </w:rPr>
+              <w:t xml:space="preserve"> </w:t>
+            </w:r>
+            <w:proofErr w:type="spellStart"/>
+            <w:r>
+              <w:rPr>
+                <w:b/>
+                <w:bCs/>
+                <w:color w:val="000000"/>
+                <w:sz w:val="24"/>
+                <w:szCs w:val="24"/>
+                <w:lang w:val="en-US"/>
+              </w:rPr>
+              <w:t>lắp</w:t>
+            </w:r>
+            <w:proofErr w:type="spellEnd"/>
+            <w:r>
+              <w:rPr>
+                <w:b/>
+                <w:bCs/>
+                <w:color w:val="000000"/>
+                <w:sz w:val="24"/>
+                <w:szCs w:val="24"/>
+                <w:lang w:val="en-US"/>
+              </w:rPr>
+              <w:t xml:space="preserve"> </w:t>
+            </w:r>
+            <w:proofErr w:type="spellStart"/>
+            <w:r>
+              <w:rPr>
+                <w:b/>
+                <w:bCs/>
+                <w:color w:val="000000"/>
+                <w:sz w:val="24"/>
+                <w:szCs w:val="24"/>
+                <w:lang w:val="en-US"/>
+              </w:rPr>
+              <w:t>đặt</w:t>
+            </w:r>
+            <w:proofErr w:type="spellEnd"/>
           </w:p>
         </w:tc>
         <w:tc>
@@ -2227,6 +2395,7 @@
               </w:rPr>
               <w:t>${</w:t>
             </w:r>
+            <w:proofErr w:type="spellStart"/>
             <w:r>
               <w:rPr>
                 <w:color w:val="000000"/>
@@ -2236,6 +2405,7 @@
               </w:rPr>
               <w:t>stt</w:t>
             </w:r>
+            <w:proofErr w:type="spellEnd"/>
             <w:r>
               <w:rPr>
                 <w:color w:val="000000"/>
@@ -2285,7 +2455,31 @@
                 <w:szCs w:val="24"/>
                 <w:lang w:val="en-US"/>
               </w:rPr>
-              <w:t>${shop_name}</w:t>
+              <w:t>${</w:t>
+            </w:r>
+            <w:proofErr w:type="spellStart"/>
+            <w:r>
+              <w:rPr>
+                <w:b/>
+                <w:bCs/>
+                <w:color w:val="000000"/>
+                <w:sz w:val="24"/>
+                <w:szCs w:val="24"/>
+                <w:lang w:val="en-US"/>
+              </w:rPr>
+              <w:t>shop_name</w:t>
+            </w:r>
+            <w:proofErr w:type="spellEnd"/>
+            <w:r>
+              <w:rPr>
+                <w:b/>
+                <w:bCs/>
+                <w:color w:val="000000"/>
+                <w:sz w:val="24"/>
+                <w:szCs w:val="24"/>
+                <w:lang w:val="en-US"/>
+              </w:rPr>
+              <w:t>}</w:t>
             </w:r>
           </w:p>
         </w:tc>
@@ -2701,17 +2895,6 @@
                 <w:szCs w:val="24"/>
                 <w:lang w:val="en-US"/>
               </w:rPr>
-              <w:t>%</w:t>
-            </w:r>
-            <w:r>
-              <w:rPr>
-                <w:b/>
-                <w:bCs/>
-                <w:color w:val="000000"/>
-                <w:sz w:val="24"/>
-                <w:szCs w:val="24"/>
-                <w:lang w:val="en-US"/>
-              </w:rPr>
               <w:t xml:space="preserve"> </w:t>
             </w:r>
             <w:r>
@@ -2725,6 +2908,78 @@
               </w:rPr>
               <w:t>/giao dịch thuê pin</w:t>
             </w:r>
+            <w:r>
+              <w:rPr>
+                <w:b/>
+                <w:bCs/>
+                <w:color w:val="000000"/>
+                <w:sz w:val="24"/>
+                <w:szCs w:val="24"/>
+                <w:lang w:val="en-US"/>
+              </w:rPr>
+              <w:t xml:space="preserve"> </w:t>
+            </w:r>
+            <w:proofErr w:type="spellStart"/>
+            <w:r>
+              <w:rPr>
+                <w:b/>
+                <w:bCs/>
+                <w:color w:val="000000"/>
+                <w:sz w:val="24"/>
+                <w:szCs w:val="24"/>
+                <w:lang w:val="en-US"/>
+              </w:rPr>
+              <w:t>có</w:t>
+            </w:r>
+            <w:proofErr w:type="spellEnd"/>
+            <w:r>
+              <w:rPr>
+                <w:b/>
+                <w:bCs/>
+                <w:color w:val="000000"/>
+                <w:sz w:val="24"/>
+                <w:szCs w:val="24"/>
+                <w:lang w:val="en-US"/>
+              </w:rPr>
+              <w:t xml:space="preserve"> </w:t>
+            </w:r>
+            <w:proofErr w:type="spellStart"/>
+            <w:r>
+              <w:rPr>
+                <w:b/>
+                <w:bCs/>
+                <w:color w:val="000000"/>
+                <w:sz w:val="24"/>
+                <w:szCs w:val="24"/>
+                <w:lang w:val="en-US"/>
+              </w:rPr>
+              <w:t>doanh</w:t>
+            </w:r>
+            <w:proofErr w:type="spellEnd"/>
+            <w:r>
+              <w:rPr>
+                <w:b/>
+                <w:bCs/>
+                <w:color w:val="000000"/>
+                <w:sz w:val="24"/>
+                <w:szCs w:val="24"/>
+                <w:lang w:val="en-US"/>
+              </w:rPr>
+              <w:t xml:space="preserve"> th</w:t>
+            </w:r>
+            <w:r>
+              <w:rPr>
+                <w:b/>
+                <w:bCs/>
+                <w:color w:val="000000"/>
+                <w:sz w:val="24"/>
+                <w:szCs w:val="24"/>
+                <w:lang w:val="en-US"/>
+              </w:rPr>
+              <w:t>u</w:t>
+            </w:r>
+            <w:bookmarkStart w:id="0" w:name="_GoBack"/>
+            <w:bookmarkEnd w:id="0"/>
           </w:p>
         </w:tc>
       </w:tr>
@@ -2974,13 +3229,23 @@
         <w:tab/>
         <w:t xml:space="preserve">- Vào ngày </w:t>
       </w:r>
+      <w:proofErr w:type="spellStart"/>
       <w:r>
         <w:rPr>
           <w:sz w:val="24"/>
           <w:szCs w:val="24"/>
           <w:lang w:val="en-US"/>
         </w:rPr>
-        <w:t>mùng 1</w:t>
+        <w:t>mùng</w:t>
+      </w:r>
+      <w:proofErr w:type="spellEnd"/>
+      <w:r>
+        <w:rPr>
+          <w:sz w:val="24"/>
+          <w:szCs w:val="24"/>
+          <w:lang w:val="en-US"/>
+        </w:rPr>
+        <w:t xml:space="preserve"> 1</w:t>
       </w:r>
       <w:r>
         <w:rPr>
@@ -2996,16 +3261,31 @@
         </w:rPr>
         <w:t xml:space="preserve">hàng tháng, Bên A sẽ gửi biên bản xác nhận doanh thu đến địa chỉ email chính thức của Bên B: </w:t>
       </w:r>
-      <w:hyperlink r:id="rId9" w:history="1">
-        <w:r>
-          <w:rPr>
-            <w:rStyle w:val="Hyperlink"/>
-            <w:sz w:val="24"/>
-            <w:szCs w:val="24"/>
-          </w:rPr>
-          <w:t>info@embera.vn</w:t>
-        </w:r>
-      </w:hyperlink>
+      <w:r>
+        <w:fldChar w:fldCharType="begin"/>
+      </w:r>
+      <w:r>
+        <w:instrText xml:space="preserve"> HYPERLINK "mailto:info@embera.vn" </w:instrText>
+      </w:r>
+      <w:r>
+        <w:fldChar w:fldCharType="separate"/>
+      </w:r>
+      <w:r>
+        <w:rPr>
+          <w:rStyle w:val="Hyperlink"/>
+          <w:sz w:val="24"/>
+          <w:szCs w:val="24"/>
+        </w:rPr>
+        <w:t>info@embera.vn</w:t>
+      </w:r>
+      <w:r>
+        <w:rPr>
+          <w:rStyle w:val="Hyperlink"/>
+          <w:sz w:val="24"/>
+          <w:szCs w:val="24"/>
+        </w:rPr>
+        <w:fldChar w:fldCharType="end"/>
+      </w:r>
       <w:r>
         <w:rPr>
           <w:sz w:val="24"/>
@@ -3251,6 +3531,7 @@
         </w:rPr>
         <w:t>${</w:t>
       </w:r>
+      <w:proofErr w:type="spellStart"/>
       <w:r>
         <w:rPr>
           <w:sz w:val="24"/>
@@ -3291,6 +3572,7 @@
         </w:rPr>
         <w:t>khoan</w:t>
       </w:r>
+      <w:proofErr w:type="spellEnd"/>
       <w:r>
         <w:rPr>
           <w:sz w:val="24"/>
@@ -3371,13 +3653,23 @@
         </w:rPr>
         <w:t>${</w:t>
       </w:r>
+      <w:proofErr w:type="spellStart"/>
       <w:r>
         <w:rPr>
           <w:sz w:val="24"/>
           <w:szCs w:val="24"/>
           <w:lang w:val="en-US"/>
         </w:rPr>
-        <w:t>so_tai_khoan}</w:t>
+        <w:t>so_tai_khoan</w:t>
+      </w:r>
+      <w:proofErr w:type="spellEnd"/>
+      <w:r>
+        <w:rPr>
+          <w:sz w:val="24"/>
+          <w:szCs w:val="24"/>
+          <w:lang w:val="en-US"/>
+        </w:rPr>
+        <w:t>}</w:t>
       </w:r>
       <w:r>
         <w:rPr>
@@ -3446,13 +3738,23 @@
         </w:rPr>
         <w:t>${</w:t>
       </w:r>
+      <w:proofErr w:type="spellStart"/>
       <w:r>
         <w:rPr>
           <w:sz w:val="24"/>
           <w:szCs w:val="24"/>
           <w:lang w:val="en-US"/>
         </w:rPr>
-        <w:t>ten_ngan_hang}</w:t>
+        <w:t>ten_ngan_hang</w:t>
+      </w:r>
+      <w:proofErr w:type="spellEnd"/>
+      <w:r>
+        <w:rPr>
+          <w:sz w:val="24"/>
+          <w:szCs w:val="24"/>
+          <w:lang w:val="en-US"/>
+        </w:rPr>
+        <w:t>}</w:t>
       </w:r>
     </w:p>
     <w:p>
@@ -4094,7 +4396,7 @@
       </w:pPr>
     </w:p>
     <w:sectPr>
-      <w:footerReference w:type="default" r:id="rId10"/>
+      <w:footerReference w:type="default" r:id="rId9"/>
       <w:pgSz w:w="11910" w:h="16840"/>
       <w:pgMar w:top="567" w:right="567" w:bottom="567" w:left="720" w:header="283" w:footer="283" w:gutter="0"/>
       <w:cols w:space="720"/>
@@ -4105,7 +4407,7 @@
 </file>
 
 <file path=word/endnotes.xml><?xml version="1.0" encoding="utf-8"?>
-<w:endnotes xmlns:wpc="http://schemas.microsoft.com/office/word/2010/wordprocessingCanvas" xmlns:cx="http://schemas.microsoft.com/office/drawing/2014/chartex" xmlns:cx1="http://schemas.microsoft.com/office/drawing/2015/9/8/chartex" xmlns:cx2="http://schemas.microsoft.com/office/drawing/2015/10/21/chartex" xmlns:cx3="http://schemas.microsoft.com/office/drawing/2016/5/9/chartex" xmlns:cx4="http://schemas.microsoft.com/office/drawing/2016/5/10/chartex" xmlns:cx5="http://schemas.microsoft.com/office/drawing/2016/5/11/chartex" xmlns:cx6="http://schemas.microsoft.com/office/drawing/2016/5/12/chartex" xmlns:cx7="http://schemas.microsoft.com/office/drawing/2016/5/13/chartex" xmlns:cx8="http://schemas.microsoft.com/office/drawing/2016/5/14/chartex" xmlns:mc="http://schemas.openxmlformats.org/markup-compatibility/2006" xmlns:aink="http://schemas.microsoft.com/office/drawing/2016/ink" xmlns:am3d="http://schemas.microsoft.com/office/drawing/2017/model3d" xmlns:o="urn:schemas-microsoft-com:office:office" xmlns:oel="http://schemas.microsoft.com/office/2019/extlst" xmlns:r="http://schemas.openxmlformats.org/officeDocument/2006/relationships" xmlns:m="http://schemas.openxmlformats.org/officeDocument/2006/math" xmlns:v="urn:schemas-microsoft-com:vml" xmlns:wp14="http://schemas.microsoft.com/office/word/2010/wordprocessingDrawing" xmlns:wp="http://schemas.openxmlformats.org/drawingml/2006/wordprocessingDrawing" xmlns:w10="urn:schemas-microsoft-com:office:word" xmlns:w="http://schemas.openxmlformats.org/wordprocessingml/2006/main" xmlns:w14="http://schemas.microsoft.com/office/word/2010/wordml" xmlns:w15="http://schemas.microsoft.com/office/word/2012/wordml" xmlns:w16cex="http://schemas.microsoft.com/office/word/2018/wordml/cex" xmlns:w16cid="http://schemas.microsoft.com/office/word/2016/wordml/cid" xmlns:w16="http://schemas.microsoft.com/office/word/2018/wordml" xmlns:w16du="http://schemas.microsoft.com/office/word/2023/wordml/word16du" xmlns:w16sdtdh="http://schemas.microsoft.com/office/word/2020/wordml/sdtdatahash" xmlns:w16sdtfl="http://schemas.microsoft.com/office/word/2024/wordml/sdtformatlock" xmlns:w16se="http://schemas.microsoft.com/office/word/2015/wordml/symex" xmlns:wpg="http://schemas.microsoft.com/office/word/2010/wordprocessingGroup" xmlns:wpi="http://schemas.microsoft.com/office/word/2010/wordprocessingInk" xmlns:wne="http://schemas.microsoft.com/office/word/2006/wordml" xmlns:wps="http://schemas.microsoft.com/office/word/2010/wordprocessingShape" mc:Ignorable="w14 w15 w16se w16cid w16 w16cex w16sdtdh w16sdtfl w16du wp14">
+<w:endnotes xmlns:wpc="http://schemas.microsoft.com/office/word/2010/wordprocessingCanvas" xmlns:cx="http://schemas.microsoft.com/office/drawing/2014/chartex" xmlns:mc="http://schemas.openxmlformats.org/markup-compatibility/2006" xmlns:o="urn:schemas-microsoft-com:office:office" xmlns:r="http://schemas.openxmlformats.org/officeDocument/2006/relationships" xmlns:m="http://schemas.openxmlformats.org/officeDocument/2006/math" xmlns:v="urn:schemas-microsoft-com:vml" xmlns:wp14="http://schemas.microsoft.com/office/word/2010/wordprocessingDrawing" xmlns:wp="http://schemas.openxmlformats.org/drawingml/2006/wordprocessingDrawing" xmlns:w10="urn:schemas-microsoft-com:office:word" xmlns:w="http://schemas.openxmlformats.org/wordprocessingml/2006/main" xmlns:w14="http://schemas.microsoft.com/office/word/2010/wordml" xmlns:w15="http://schemas.microsoft.com/office/word/2012/wordml" xmlns:w16se="http://schemas.microsoft.com/office/word/2015/wordml/symex" xmlns:wpg="http://schemas.microsoft.com/office/word/2010/wordprocessingGroup" xmlns:wpi="http://schemas.microsoft.com/office/word/2010/wordprocessingInk" xmlns:wne="http://schemas.microsoft.com/office/word/2006/wordml" xmlns:wps="http://schemas.microsoft.com/office/word/2010/wordprocessingShape" mc:Ignorable="w14 w15 w16se wp14">
   <w:endnote w:type="separator" w:id="-1">
     <w:p>
       <w:r>
@@ -4124,7 +4426,7 @@
 </file>
 
 <file path=word/footer1.xml><?xml version="1.0" encoding="utf-8"?>
-<w:ftr xmlns:wpc="http://schemas.microsoft.com/office/word/2010/wordprocessingCanvas" xmlns:cx="http://schemas.microsoft.com/office/drawing/2014/chartex" xmlns:cx1="http://schemas.microsoft.com/office/drawing/2015/9/8/chartex" xmlns:cx2="http://schemas.microsoft.com/office/drawing/2015/10/21/chartex" xmlns:cx3="http://schemas.microsoft.com/office/drawing/2016/5/9/chartex" xmlns:cx4="http://schemas.microsoft.com/office/drawing/2016/5/10/chartex" xmlns:cx5="http://schemas.microsoft.com/office/drawing/2016/5/11/chartex" xmlns:cx6="http://schemas.microsoft.com/office/drawing/2016/5/12/chartex" xmlns:cx7="http://schemas.microsoft.com/office/drawing/2016/5/13/chartex" xmlns:cx8="http://schemas.microsoft.com/office/drawing/2016/5/14/chartex" xmlns:mc="http://schemas.openxmlformats.org/markup-compatibility/2006" xmlns:aink="http://schemas.microsoft.com/office/drawing/2016/ink" xmlns:am3d="http://schemas.microsoft.com/office/drawing/2017/model3d" xmlns:o="urn:schemas-microsoft-com:office:office" xmlns:oel="http://schemas.microsoft.com/office/2019/extlst" xmlns:r="http://schemas.openxmlformats.org/officeDocument/2006/relationships" xmlns:m="http://schemas.openxmlformats.org/officeDocument/2006/math" xmlns:v="urn:schemas-microsoft-com:vml" xmlns:wp14="http://schemas.microsoft.com/office/word/2010/wordprocessingDrawing" xmlns:wp="http://schemas.openxmlformats.org/drawingml/2006/wordprocessingDrawing" xmlns:w10="urn:schemas-microsoft-com:office:word" xmlns:w="http://schemas.openxmlformats.org/wordprocessingml/2006/main" xmlns:w14="http://schemas.microsoft.com/office/word/2010/wordml" xmlns:w15="http://schemas.microsoft.com/office/word/2012/wordml" xmlns:w16cex="http://schemas.microsoft.com/office/word/2018/wordml/cex" xmlns:w16cid="http://schemas.microsoft.com/office/word/2016/wordml/cid" xmlns:w16="http://schemas.microsoft.com/office/word/2018/wordml" xmlns:w16du="http://schemas.microsoft.com/office/word/2023/wordml/word16du" xmlns:w16sdtdh="http://schemas.microsoft.com/office/word/2020/wordml/sdtdatahash" xmlns:w16sdtfl="http://schemas.microsoft.com/office/word/2024/wordml/sdtformatlock" xmlns:w16se="http://schemas.microsoft.com/office/word/2015/wordml/symex" xmlns:wpg="http://schemas.microsoft.com/office/word/2010/wordprocessingGroup" xmlns:wpi="http://schemas.microsoft.com/office/word/2010/wordprocessingInk" xmlns:wne="http://schemas.microsoft.com/office/word/2006/wordml" xmlns:wps="http://schemas.microsoft.com/office/word/2010/wordprocessingShape" mc:Ignorable="w14 w15 w16se w16cid w16 w16cex w16sdtdh w16sdtfl w16du wp14">
+<w:ftr xmlns:wpc="http://schemas.microsoft.com/office/word/2010/wordprocessingCanvas" xmlns:cx="http://schemas.microsoft.com/office/drawing/2014/chartex" xmlns:mc="http://schemas.openxmlformats.org/markup-compatibility/2006" xmlns:o="urn:schemas-microsoft-com:office:office" xmlns:r="http://schemas.openxmlformats.org/officeDocument/2006/relationships" xmlns:m="http://schemas.openxmlformats.org/officeDocument/2006/math" xmlns:v="urn:schemas-microsoft-com:vml" xmlns:wp14="http://schemas.microsoft.com/office/word/2010/wordprocessingDrawing" xmlns:wp="http://schemas.openxmlformats.org/drawingml/2006/wordprocessingDrawing" xmlns:w10="urn:schemas-microsoft-com:office:word" xmlns:w="http://schemas.openxmlformats.org/wordprocessingml/2006/main" xmlns:w14="http://schemas.microsoft.com/office/word/2010/wordml" xmlns:w15="http://schemas.microsoft.com/office/word/2012/wordml" xmlns:w16se="http://schemas.microsoft.com/office/word/2015/wordml/symex" xmlns:wpg="http://schemas.microsoft.com/office/word/2010/wordprocessingGroup" xmlns:wpi="http://schemas.microsoft.com/office/word/2010/wordprocessingInk" xmlns:wne="http://schemas.microsoft.com/office/word/2006/wordml" xmlns:wps="http://schemas.microsoft.com/office/word/2010/wordprocessingShape" mc:Ignorable="w14 w15 w16se wp14">
   <w:sdt>
     <w:sdtPr>
       <w:id w:val="-1349017130"/>
@@ -4172,7 +4474,7 @@
 </file>
 
 <file path=word/footnotes.xml><?xml version="1.0" encoding="utf-8"?>
-<w:footnotes xmlns:wpc="http://schemas.microsoft.com/office/word/2010/wordprocessingCanvas" xmlns:cx="http://schemas.microsoft.com/office/drawing/2014/chartex" xmlns:cx1="http://schemas.microsoft.com/office/drawing/2015/9/8/chartex" xmlns:cx2="http://schemas.microsoft.com/office/drawing/2015/10/21/chartex" xmlns:cx3="http://schemas.microsoft.com/office/drawing/2016/5/9/chartex" xmlns:cx4="http://schemas.microsoft.com/office/drawing/2016/5/10/chartex" xmlns:cx5="http://schemas.microsoft.com/office/drawing/2016/5/11/chartex" xmlns:cx6="http://schemas.microsoft.com/office/drawing/2016/5/12/chartex" xmlns:cx7="http://schemas.microsoft.com/office/drawing/2016/5/13/chartex" xmlns:cx8="http://schemas.microsoft.com/office/drawing/2016/5/14/chartex" xmlns:mc="http://schemas.openxmlformats.org/markup-compatibility/2006" xmlns:aink="http://schemas.microsoft.com/office/drawing/2016/ink" xmlns:am3d="http://schemas.microsoft.com/office/drawing/2017/model3d" xmlns:o="urn:schemas-microsoft-com:office:office" xmlns:oel="http://schemas.microsoft.com/office/2019/extlst" xmlns:r="http://schemas.openxmlformats.org/officeDocument/2006/relationships" xmlns:m="http://schemas.openxmlformats.org/officeDocument/2006/math" xmlns:v="urn:schemas-microsoft-com:vml" xmlns:wp14="http://schemas.microsoft.com/office/word/2010/wordprocessingDrawing" xmlns:wp="http://schemas.openxmlformats.org/drawingml/2006/wordprocessingDrawing" xmlns:w10="urn:schemas-microsoft-com:office:word" xmlns:w="http://schemas.openxmlformats.org/wordprocessingml/2006/main" xmlns:w14="http://schemas.microsoft.com/office/word/2010/wordml" xmlns:w15="http://schemas.microsoft.com/office/word/2012/wordml" xmlns:w16cex="http://schemas.microsoft.com/office/word/2018/wordml/cex" xmlns:w16cid="http://schemas.microsoft.com/office/word/2016/wordml/cid" xmlns:w16="http://schemas.microsoft.com/office/word/2018/wordml" xmlns:w16du="http://schemas.microsoft.com/office/word/2023/wordml/word16du" xmlns:w16sdtdh="http://schemas.microsoft.com/office/word/2020/wordml/sdtdatahash" xmlns:w16sdtfl="http://schemas.microsoft.com/office/word/2024/wordml/sdtformatlock" xmlns:w16se="http://schemas.microsoft.com/office/word/2015/wordml/symex" xmlns:wpg="http://schemas.microsoft.com/office/word/2010/wordprocessingGroup" xmlns:wpi="http://schemas.microsoft.com/office/word/2010/wordprocessingInk" xmlns:wne="http://schemas.microsoft.com/office/word/2006/wordml" xmlns:wps="http://schemas.microsoft.com/office/word/2010/wordprocessingShape" mc:Ignorable="w14 w15 w16se w16cid w16 w16cex w16sdtdh w16sdtfl w16du wp14">
+<w:footnotes xmlns:wpc="http://schemas.microsoft.com/office/word/2010/wordprocessingCanvas" xmlns:cx="http://schemas.microsoft.com/office/drawing/2014/chartex" xmlns:mc="http://schemas.openxmlformats.org/markup-compatibility/2006" xmlns:o="urn:schemas-microsoft-com:office:office" xmlns:r="http://schemas.openxmlformats.org/officeDocument/2006/relationships" xmlns:m="http://schemas.openxmlformats.org/officeDocument/2006/math" xmlns:v="urn:schemas-microsoft-com:vml" xmlns:wp14="http://schemas.microsoft.com/office/word/2010/wordprocessingDrawing" xmlns:wp="http://schemas.openxmlformats.org/drawingml/2006/wordprocessingDrawing" xmlns:w10="urn:schemas-microsoft-com:office:word" xmlns:w="http://schemas.openxmlformats.org/wordprocessingml/2006/main" xmlns:w14="http://schemas.microsoft.com/office/word/2010/wordml" xmlns:w15="http://schemas.microsoft.com/office/word/2012/wordml" xmlns:w16se="http://schemas.microsoft.com/office/word/2015/wordml/symex" xmlns:wpg="http://schemas.microsoft.com/office/word/2010/wordprocessingGroup" xmlns:wpi="http://schemas.microsoft.com/office/word/2010/wordprocessingInk" xmlns:wne="http://schemas.microsoft.com/office/word/2006/wordml" xmlns:wps="http://schemas.microsoft.com/office/word/2010/wordprocessingShape" mc:Ignorable="w14 w15 w16se wp14">
   <w:footnote w:type="separator" w:id="-1">
     <w:p>
       <w:r>
@@ -4191,7 +4493,7 @@
 </file>
 
 <file path=word/numbering.xml><?xml version="1.0" encoding="utf-8"?>
-<w:numbering xmlns:wpc="http://schemas.microsoft.com/office/word/2010/wordprocessingCanvas" xmlns:cx="http://schemas.microsoft.com/office/drawing/2014/chartex" xmlns:cx1="http://schemas.microsoft.com/office/drawing/2015/9/8/chartex" xmlns:cx2="http://schemas.microsoft.com/office/drawing/2015/10/21/chartex" xmlns:cx3="http://schemas.microsoft.com/office/drawing/2016/5/9/chartex" xmlns:cx4="http://schemas.microsoft.com/office/drawing/2016/5/10/chartex" xmlns:cx5="http://schemas.microsoft.com/office/drawing/2016/5/11/chartex" xmlns:cx6="http://schemas.microsoft.com/office/drawing/2016/5/12/chartex" xmlns:cx7="http://schemas.microsoft.com/office/drawing/2016/5/13/chartex" xmlns:cx8="http://schemas.microsoft.com/office/drawing/2016/5/14/chartex" xmlns:mc="http://schemas.openxmlformats.org/markup-compatibility/2006" xmlns:aink="http://schemas.microsoft.com/office/drawing/2016/ink" xmlns:am3d="http://schemas.microsoft.com/office/drawing/2017/model3d" xmlns:o="urn:schemas-microsoft-com:office:office" xmlns:oel="http://schemas.microsoft.com/office/2019/extlst" xmlns:r="http://schemas.openxmlformats.org/officeDocument/2006/relationships" xmlns:m="http://schemas.openxmlformats.org/officeDocument/2006/math" xmlns:v="urn:schemas-microsoft-com:vml" xmlns:wp14="http://schemas.microsoft.com/office/word/2010/wordprocessingDrawing" xmlns:wp="http://schemas.openxmlformats.org/drawingml/2006/wordprocessingDrawing" xmlns:w10="urn:schemas-microsoft-com:office:word" xmlns:w="http://schemas.openxmlformats.org/wordprocessingml/2006/main" xmlns:w14="http://schemas.microsoft.com/office/word/2010/wordml" xmlns:w15="http://schemas.microsoft.com/office/word/2012/wordml" xmlns:w16cex="http://schemas.microsoft.com/office/word/2018/wordml/cex" xmlns:w16cid="http://schemas.microsoft.com/office/word/2016/wordml/cid" xmlns:w16="http://schemas.microsoft.com/office/word/2018/wordml" xmlns:w16du="http://schemas.microsoft.com/office/word/2023/wordml/word16du" xmlns:w16sdtdh="http://schemas.microsoft.com/office/word/2020/wordml/sdtdatahash" xmlns:w16sdtfl="http://schemas.microsoft.com/office/word/2024/wordml/sdtformatlock" xmlns:w16se="http://schemas.microsoft.com/office/word/2015/wordml/symex" xmlns:wpg="http://schemas.microsoft.com/office/word/2010/wordprocessingGroup" xmlns:wpi="http://schemas.microsoft.com/office/word/2010/wordprocessingInk" xmlns:wne="http://schemas.microsoft.com/office/word/2006/wordml" xmlns:wps="http://schemas.microsoft.com/office/word/2010/wordprocessingShape" mc:Ignorable="w14 w15 w16se w16cid w16 w16cex w16sdtdh w16sdtfl w16du wp14">
+<w:numbering xmlns:wpc="http://schemas.microsoft.com/office/word/2010/wordprocessingCanvas" xmlns:cx="http://schemas.microsoft.com/office/drawing/2014/chartex" xmlns:mc="http://schemas.openxmlformats.org/markup-compatibility/2006" xmlns:o="urn:schemas-microsoft-com:office:office" xmlns:r="http://schemas.openxmlformats.org/officeDocument/2006/relationships" xmlns:m="http://schemas.openxmlformats.org/officeDocument/2006/math" xmlns:v="urn:schemas-microsoft-com:vml" xmlns:wp14="http://schemas.microsoft.com/office/word/2010/wordprocessingDrawing" xmlns:wp="http://schemas.openxmlformats.org/drawingml/2006/wordprocessingDrawing" xmlns:w10="urn:schemas-microsoft-com:office:word" xmlns:w="http://schemas.openxmlformats.org/wordprocessingml/2006/main" xmlns:w14="http://schemas.microsoft.com/office/word/2010/wordml" xmlns:w15="http://schemas.microsoft.com/office/word/2012/wordml" xmlns:w16se="http://schemas.microsoft.com/office/word/2015/wordml/symex" xmlns:wpg="http://schemas.microsoft.com/office/word/2010/wordprocessingGroup" xmlns:wpi="http://schemas.microsoft.com/office/word/2010/wordprocessingInk" xmlns:wne="http://schemas.microsoft.com/office/word/2006/wordml" xmlns:wps="http://schemas.microsoft.com/office/word/2010/wordprocessingShape" mc:Ignorable="w14 w15 w16se wp14">
   <w:abstractNum w:abstractNumId="0" w15:restartNumberingAfterBreak="0">
     <w:nsid w:val="00000008"/>
     <w:multiLevelType w:val="multilevel"/>
@@ -5386,41 +5688,41 @@
       </w:rPr>
     </w:lvl>
   </w:abstractNum>
-  <w:num w:numId="1" w16cid:durableId="1666205216">
+  <w:num w:numId="1">
     <w:abstractNumId w:val="7"/>
   </w:num>
-  <w:num w:numId="2" w16cid:durableId="881789930">
+  <w:num w:numId="2">
     <w:abstractNumId w:val="4"/>
   </w:num>
-  <w:num w:numId="3" w16cid:durableId="6686415">
+  <w:num w:numId="3">
     <w:abstractNumId w:val="9"/>
   </w:num>
-  <w:num w:numId="4" w16cid:durableId="65688153">
+  <w:num w:numId="4">
     <w:abstractNumId w:val="5"/>
   </w:num>
-  <w:num w:numId="5" w16cid:durableId="933825941">
+  <w:num w:numId="5">
     <w:abstractNumId w:val="3"/>
   </w:num>
-  <w:num w:numId="6" w16cid:durableId="1570923379">
+  <w:num w:numId="6">
     <w:abstractNumId w:val="6"/>
   </w:num>
-  <w:num w:numId="7" w16cid:durableId="633215602">
+  <w:num w:numId="7">
     <w:abstractNumId w:val="8"/>
   </w:num>
-  <w:num w:numId="8" w16cid:durableId="959337642">
+  <w:num w:numId="8">
     <w:abstractNumId w:val="0"/>
   </w:num>
-  <w:num w:numId="9" w16cid:durableId="2019306545">
+  <w:num w:numId="9">
     <w:abstractNumId w:val="2"/>
   </w:num>
-  <w:num w:numId="10" w16cid:durableId="2033335592">
+  <w:num w:numId="10">
     <w:abstractNumId w:val="1"/>
   </w:num>
 </w:numbering>
 </file>
 
 <file path=word/styles.xml><?xml version="1.0" encoding="utf-8"?>
-<w:styles xmlns:mc="http://schemas.openxmlformats.org/markup-compatibility/2006" xmlns:r="http://schemas.openxmlformats.org/officeDocument/2006/relationships" xmlns:w="http://schemas.openxmlformats.org/wordprocessingml/2006/main" xmlns:w14="http://schemas.microsoft.com/office/word/2010/wordml" xmlns:w15="http://schemas.microsoft.com/office/word/2012/wordml" xmlns:w16cex="http://schemas.microsoft.com/office/word/2018/wordml/cex" xmlns:w16cid="http://schemas.microsoft.com/office/word/2016/wordml/cid" xmlns:w16="http://schemas.microsoft.com/office/word/2018/wordml" xmlns:w16du="http://schemas.microsoft.com/office/word/2023/wordml/word16du" xmlns:w16sdtdh="http://schemas.microsoft.com/office/word/2020/wordml/sdtdatahash" xmlns:w16sdtfl="http://schemas.microsoft.com/office/word/2024/wordml/sdtformatlock" xmlns:w16se="http://schemas.microsoft.com/office/word/2015/wordml/symex" mc:Ignorable="w14 w15 w16se w16cid w16 w16cex w16sdtdh w16sdtfl w16du">
+<w:styles xmlns:mc="http://schemas.openxmlformats.org/markup-compatibility/2006" xmlns:r="http://schemas.openxmlformats.org/officeDocument/2006/relationships" xmlns:w="http://schemas.openxmlformats.org/wordprocessingml/2006/main" xmlns:w14="http://schemas.microsoft.com/office/word/2010/wordml" xmlns:w15="http://schemas.microsoft.com/office/word/2012/wordml" xmlns:w16se="http://schemas.microsoft.com/office/word/2015/wordml/symex" mc:Ignorable="w14 w15 w16se">
   <w:docDefaults>
     <w:rPrDefault>
       <w:rPr>
@@ -5430,7 +5732,7 @@
     </w:rPrDefault>
     <w:pPrDefault/>
   </w:docDefaults>
-  <w:latentStyles w:defLockedState="0" w:defUIPriority="99" w:defSemiHidden="0" w:defUnhideWhenUsed="0" w:defQFormat="0" w:count="376">
+  <w:latentStyles w:defLockedState="0" w:defUIPriority="99" w:defSemiHidden="0" w:defUnhideWhenUsed="0" w:defQFormat="0" w:count="371">
     <w:lsdException w:name="Normal" w:uiPriority="0" w:qFormat="1"/>
     <w:lsdException w:name="heading 1" w:uiPriority="9" w:qFormat="1"/>
     <w:lsdException w:name="heading 2" w:uiPriority="9" w:unhideWhenUsed="1" w:qFormat="1"/>
@@ -5802,11 +6104,6 @@
     <w:lsdException w:name="List Table 5 Dark Accent 6" w:uiPriority="50"/>
     <w:lsdException w:name="List Table 6 Colorful Accent 6" w:uiPriority="51"/>
     <w:lsdException w:name="List Table 7 Colorful Accent 6" w:uiPriority="52"/>
-    <w:lsdException w:name="Mention" w:semiHidden="1" w:unhideWhenUsed="1"/>
-    <w:lsdException w:name="Smart Hyperlink" w:semiHidden="1" w:unhideWhenUsed="1"/>
-    <w:lsdException w:name="Hashtag" w:semiHidden="1" w:unhideWhenUsed="1"/>
-    <w:lsdException w:name="Unresolved Mention" w:semiHidden="1" w:unhideWhenUsed="1"/>
-    <w:lsdException w:name="Smart Link" w:semiHidden="1" w:unhideWhenUsed="1"/>
   </w:latentStyles>
   <w:style w:type="paragraph" w:default="1" w:styleId="Normal">
     <w:name w:val="Normal"/>
@@ -5884,6 +6181,7 @@
   <w:style w:type="character" w:default="1" w:styleId="DefaultParagraphFont">
     <w:name w:val="Default Paragraph Font"/>
     <w:uiPriority w:val="1"/>
+    <w:semiHidden/>
     <w:unhideWhenUsed/>
   </w:style>
   <w:style w:type="table" w:default="1" w:styleId="TableNormal">
@@ -5977,7 +6275,7 @@
       <w:u w:val="single"/>
     </w:rPr>
   </w:style>
-  <w:style w:type="character" w:styleId="UnresolvedMention">
+  <w:style w:type="character" w:customStyle="1" w:styleId="UnresolvedMention">
     <w:name w:val="Unresolved Mention"/>
     <w:basedOn w:val="DefaultParagraphFont"/>
     <w:uiPriority w:val="99"/>
@@ -6440,7 +6738,7 @@
 </file>
 
 <file path=customXml/itemProps1.xml><?xml version="1.0" encoding="utf-8"?>
-<ds:datastoreItem xmlns:ds="http://schemas.openxmlformats.org/officeDocument/2006/customXml" ds:itemID="{33586AEA-3F47-41F4-974A-F998A0E497E2}">
+<ds:datastoreItem xmlns:ds="http://schemas.openxmlformats.org/officeDocument/2006/customXml" ds:itemID="{AC365982-B671-4250-B828-5D0373B9046A}">
   <ds:schemaRefs>
     <ds:schemaRef ds:uri="http://schemas.openxmlformats.org/officeDocument/2006/bibliography"/>
   </ds:schemaRefs>
